--- a/MH12CY007ExpeditionWorkbook.docx
+++ b/MH12CY007ExpeditionWorkbook.docx
@@ -170,6 +170,95 @@
                 <w:szCs w:val="20"/>
               </w:rPr>
               <w:t xml:space="preserve">[ Photograph — insert here ]</w:t>
+            </w:r>
+          </w:p>
+          <w:p>
+            <w:pPr>
+              <w:spacing w:after="120" w:before="40"/>
+            </w:pPr>
+            <w:r>
+              <w:drawing>
+                <wp:inline xmlns:a="http://schemas.openxmlformats.org/drawingml/2006/main" xmlns:pic="http://schemas.openxmlformats.org/drawingml/2006/picture">
+                  <wp:extent cx="156220" cy="182880"/>
+                  <wp:docPr id="5" name="Picture 5"/>
+                  <wp:cNvGraphicFramePr>
+                    <a:graphicFrameLocks noChangeAspect="1"/>
+                  </wp:cNvGraphicFramePr>
+                  <a:graphic>
+                    <a:graphicData uri="http://schemas.openxmlformats.org/drawingml/2006/picture">
+                      <pic:pic>
+                        <pic:nvPicPr>
+                          <pic:cNvPr id="0" name="DCF_InteractingCollaborating.png"/>
+                          <pic:cNvPicPr/>
+                        </pic:nvPicPr>
+                        <pic:blipFill>
+                          <a:blip r:embed="rId10"/>
+                          <a:stretch>
+                            <a:fillRect/>
+                          </a:stretch>
+                        </pic:blipFill>
+                        <pic:spPr>
+                          <a:xfrm>
+                            <a:off x="0" y="0"/>
+                            <a:ext cx="156220" cy="182880"/>
+                          </a:xfrm>
+                          <a:prstGeom prst="rect"/>
+                        </pic:spPr>
+                      </pic:pic>
+                    </a:graphicData>
+                  </a:graphic>
+                </wp:inline>
+              </w:drawing>
+            </w:r>
+            <w:r>
+              <w:rPr>
+                <w:b/>
+                <w:color w:val="3730A3"/>
+                <w:sz w:val="18"/>
+              </w:rPr>
+              <w:t xml:space="preserve">  Interacting and Collaborating   </w:t>
+            </w:r>
+            <w:r>
+              <w:drawing>
+                <wp:inline xmlns:a="http://schemas.openxmlformats.org/drawingml/2006/main" xmlns:pic="http://schemas.openxmlformats.org/drawingml/2006/picture">
+                  <wp:extent cx="167770" cy="182880"/>
+                  <wp:docPr id="6" name="Picture 6"/>
+                  <wp:cNvGraphicFramePr>
+                    <a:graphicFrameLocks noChangeAspect="1"/>
+                  </wp:cNvGraphicFramePr>
+                  <a:graphic>
+                    <a:graphicData uri="http://schemas.openxmlformats.org/drawingml/2006/picture">
+                      <pic:pic>
+                        <pic:nvPicPr>
+                          <pic:cNvPr id="0" name="DCF_Producing.png"/>
+                          <pic:cNvPicPr/>
+                        </pic:nvPicPr>
+                        <pic:blipFill>
+                          <a:blip r:embed="rId11"/>
+                          <a:stretch>
+                            <a:fillRect/>
+                          </a:stretch>
+                        </pic:blipFill>
+                        <pic:spPr>
+                          <a:xfrm>
+                            <a:off x="0" y="0"/>
+                            <a:ext cx="167770" cy="182880"/>
+                          </a:xfrm>
+                          <a:prstGeom prst="rect"/>
+                        </pic:spPr>
+                      </pic:pic>
+                    </a:graphicData>
+                  </a:graphic>
+                </wp:inline>
+              </w:drawing>
+            </w:r>
+            <w:r>
+              <w:rPr>
+                <w:b/>
+                <w:color w:val="3730A3"/>
+                <w:sz w:val="18"/>
+              </w:rPr>
+              <w:t xml:space="preserve">  Producing   </w:t>
             </w:r>
           </w:p>
         </w:tc>
@@ -1835,6 +1924,145 @@
                 <w:szCs w:val="21"/>
               </w:rPr>
               <w:t xml:space="preserve">You will plan and complete a three-day expedition in a Welsh outdoor environment. This involves understanding emergency procedures, assessing hazards, planning your route and kit, navigating in the field, and reflecting on your own performance.</w:t>
+            </w:r>
+          </w:p>
+          <w:p>
+            <w:pPr>
+              <w:spacing w:after="120" w:before="40"/>
+            </w:pPr>
+            <w:r>
+              <w:drawing>
+                <wp:inline xmlns:a="http://schemas.openxmlformats.org/drawingml/2006/main" xmlns:pic="http://schemas.openxmlformats.org/drawingml/2006/picture">
+                  <wp:extent cx="156220" cy="182880"/>
+                  <wp:docPr id="1" name="Picture 1"/>
+                  <wp:cNvGraphicFramePr>
+                    <a:graphicFrameLocks noChangeAspect="1"/>
+                  </wp:cNvGraphicFramePr>
+                  <a:graphic>
+                    <a:graphicData uri="http://schemas.openxmlformats.org/drawingml/2006/picture">
+                      <pic:pic>
+                        <pic:nvPicPr>
+                          <pic:cNvPr id="0" name="DCF_InteractingCollaborating.png"/>
+                          <pic:cNvPicPr/>
+                        </pic:nvPicPr>
+                        <pic:blipFill>
+                          <a:blip r:embed="rId10"/>
+                          <a:stretch>
+                            <a:fillRect/>
+                          </a:stretch>
+                        </pic:blipFill>
+                        <pic:spPr>
+                          <a:xfrm>
+                            <a:off x="0" y="0"/>
+                            <a:ext cx="156220" cy="182880"/>
+                          </a:xfrm>
+                          <a:prstGeom prst="rect"/>
+                        </pic:spPr>
+                      </pic:pic>
+                    </a:graphicData>
+                  </a:graphic>
+                </wp:inline>
+              </w:drawing>
+            </w:r>
+            <w:r>
+              <w:rPr>
+                <w:b/>
+                <w:color w:val="3730A3"/>
+                <w:sz w:val="18"/>
+              </w:rPr>
+              <w:t xml:space="preserve">  Interacting and Collaborating   </w:t>
+            </w:r>
+            <w:r>
+              <w:drawing>
+                <wp:inline xmlns:a="http://schemas.openxmlformats.org/drawingml/2006/main" xmlns:pic="http://schemas.openxmlformats.org/drawingml/2006/picture">
+                  <wp:extent cx="167770" cy="182880"/>
+                  <wp:docPr id="2" name="Picture 2"/>
+                  <wp:cNvGraphicFramePr>
+                    <a:graphicFrameLocks noChangeAspect="1"/>
+                  </wp:cNvGraphicFramePr>
+                  <a:graphic>
+                    <a:graphicData uri="http://schemas.openxmlformats.org/drawingml/2006/picture">
+                      <pic:pic>
+                        <pic:nvPicPr>
+                          <pic:cNvPr id="0" name="DCF_Producing.png"/>
+                          <pic:cNvPicPr/>
+                        </pic:nvPicPr>
+                        <pic:blipFill>
+                          <a:blip r:embed="rId11"/>
+                          <a:stretch>
+                            <a:fillRect/>
+                          </a:stretch>
+                        </pic:blipFill>
+                        <pic:spPr>
+                          <a:xfrm>
+                            <a:off x="0" y="0"/>
+                            <a:ext cx="167770" cy="182880"/>
+                          </a:xfrm>
+                          <a:prstGeom prst="rect"/>
+                        </pic:spPr>
+                      </pic:pic>
+                    </a:graphicData>
+                  </a:graphic>
+                </wp:inline>
+              </w:drawing>
+            </w:r>
+            <w:r>
+              <w:rPr>
+                <w:b/>
+                <w:color w:val="3730A3"/>
+                <w:sz w:val="18"/>
+              </w:rPr>
+              <w:t xml:space="preserve">  Producing   </w:t>
+            </w:r>
+            <w:r>
+              <w:drawing>
+                <wp:inline xmlns:a="http://schemas.openxmlformats.org/drawingml/2006/main" xmlns:pic="http://schemas.openxmlformats.org/drawingml/2006/picture">
+                  <wp:extent cx="166803" cy="182880"/>
+                  <wp:docPr id="3" name="Picture 3"/>
+                  <wp:cNvGraphicFramePr>
+                    <a:graphicFrameLocks noChangeAspect="1"/>
+                  </wp:cNvGraphicFramePr>
+                  <a:graphic>
+                    <a:graphicData uri="http://schemas.openxmlformats.org/drawingml/2006/picture">
+                      <pic:pic>
+                        <pic:nvPicPr>
+                          <pic:cNvPr id="0" name="DCF_DataComputationalThinking.png"/>
+                          <pic:cNvPicPr/>
+                        </pic:nvPicPr>
+                        <pic:blipFill>
+                          <a:blip r:embed="rId12"/>
+                          <a:stretch>
+                            <a:fillRect/>
+                          </a:stretch>
+                        </pic:blipFill>
+                        <pic:spPr>
+                          <a:xfrm>
+                            <a:off x="0" y="0"/>
+                            <a:ext cx="166803" cy="182880"/>
+                          </a:xfrm>
+                          <a:prstGeom prst="rect"/>
+                        </pic:spPr>
+                      </pic:pic>
+                    </a:graphicData>
+                  </a:graphic>
+                </wp:inline>
+              </w:drawing>
+            </w:r>
+            <w:r>
+              <w:rPr>
+                <w:b/>
+                <w:color w:val="3730A3"/>
+                <w:sz w:val="18"/>
+              </w:rPr>
+              <w:t xml:space="preserve">  Data and Computational Thinking   </w:t>
+            </w:r>
+            <w:r>
+              <w:rPr>
+                <w:i/>
+                <w:color w:val="6B7B8C"/>
+                <w:sz w:val="18"/>
+              </w:rPr>
+              <w:t>This workbook also lets you practise some Digital Competence Framework (DCF) skills.</w:t>
             </w:r>
           </w:p>
           <w:p>
@@ -2981,6 +3209,53 @@
           <w:szCs w:val="22"/>
         </w:rPr>
         <w:t xml:space="preserve">Complete the risk assessment table for your planned expedition. Identify at least four hazards. Rate likelihood and severity as Low, Medium, or High.</w:t>
+      </w:r>
+    </w:p>
+    <w:p>
+      <w:pPr>
+        <w:spacing w:after="120" w:before="40"/>
+      </w:pPr>
+      <w:r>
+        <w:drawing>
+          <wp:inline xmlns:a="http://schemas.openxmlformats.org/drawingml/2006/main" xmlns:pic="http://schemas.openxmlformats.org/drawingml/2006/picture">
+            <wp:extent cx="166803" cy="182880"/>
+            <wp:docPr id="4" name="Picture 4"/>
+            <wp:cNvGraphicFramePr>
+              <a:graphicFrameLocks noChangeAspect="1"/>
+            </wp:cNvGraphicFramePr>
+            <a:graphic>
+              <a:graphicData uri="http://schemas.openxmlformats.org/drawingml/2006/picture">
+                <pic:pic>
+                  <pic:nvPicPr>
+                    <pic:cNvPr id="0" name="DCF_DataComputationalThinking.png"/>
+                    <pic:cNvPicPr/>
+                  </pic:nvPicPr>
+                  <pic:blipFill>
+                    <a:blip r:embed="rId12"/>
+                    <a:stretch>
+                      <a:fillRect/>
+                    </a:stretch>
+                  </pic:blipFill>
+                  <pic:spPr>
+                    <a:xfrm>
+                      <a:off x="0" y="0"/>
+                      <a:ext cx="166803" cy="182880"/>
+                    </a:xfrm>
+                    <a:prstGeom prst="rect"/>
+                  </pic:spPr>
+                </pic:pic>
+              </a:graphicData>
+            </a:graphic>
+          </wp:inline>
+        </w:drawing>
+      </w:r>
+      <w:r>
+        <w:rPr>
+          <w:b/>
+          <w:color w:val="3730A3"/>
+          <w:sz w:val="18"/>
+        </w:rPr>
+        <w:t xml:space="preserve">  Data and Computational Thinking   </w:t>
       </w:r>
     </w:p>
     <w:tbl>
